--- a/az/discovery-articles/2.2 Teleskop.docx
+++ b/az/discovery-articles/2.2 Teleskop.docx
@@ -4,549 +4,363 @@
   <w:body>
     <w:p>
       <w:pPr>
-        <w:keepNext/>
-        <w:spacing w:before="280" w:after="120"/>
+        <w:pStyle w:val="Title"/>
+        <w:widowControl/>
       </w:pPr>
       <w:r>
-        <w:rPr>
-          <w:rFonts w:ascii="Calibri" w:hAnsi="Calibri" w:eastAsia="Calibri"/>
-          <w:b/>
-          <w:i w:val="0"/>
-          <w:color w:val="004E8C"/>
-          <w:sz w:val="44"/>
-        </w:rPr>
         <w:t>2.2 Teleskop</w:t>
       </w:r>
     </w:p>
     <w:p>
       <w:pPr>
-        <w:spacing w:after="80"/>
+        <w:keepNext/>
+        <w:widowControl/>
       </w:pPr>
       <w:r>
         <w:rPr>
-          <w:rFonts w:ascii="Calibri" w:hAnsi="Calibri" w:eastAsia="Calibri"/>
-          <w:b w:val="0"/>
-          <w:i/>
-          <w:color w:val="505050"/>
-          <w:sz w:val="22"/>
+          <w:sz w:val="20"/>
         </w:rPr>
-        <w:t>2. Bilik, elm və ölçmə</w:t>
-      </w:r>
-    </w:p>
-    <w:p>
-      <w:pPr>
-        <w:spacing w:after="200"/>
-      </w:pPr>
-      <w:r>
-        <w:rPr>
-          <w:rFonts w:ascii="Calibri" w:hAnsi="Calibri" w:eastAsia="Calibri"/>
-          <w:b w:val="0"/>
-          <w:i/>
-          <w:sz w:val="22"/>
-        </w:rPr>
-        <w:t>Dövr: 1608-ci il (ilk patent, Niderland); 1609-cu il (Qalileyin astronomiyada istifadəsi) | Əsas simalar: Hans Lipperhey (ixtiraçı, Niderland); Qalileo Qaliley (astronomiyada ilk sistemli istifadə)</w:t>
-      </w:r>
-    </w:p>
-    <w:p>
-      <w:pPr>
-        <w:spacing w:after="160" w:line="276" w:lineRule="auto"/>
-      </w:pPr>
-      <w:r>
-        <w:rPr>
-          <w:rFonts w:ascii="Calibri" w:hAnsi="Calibri" w:eastAsia="Calibri"/>
-          <w:b w:val="0"/>
-          <w:i w:val="0"/>
-          <w:sz w:val="22"/>
-        </w:rPr>
-        <w:t>Teleskop linza və ya güzgülərlə işığı toplayaraq uzaqdakı cisimləri daha yaxın və aydın göstərir. Onun sayəsində səma rəvayət mövzusundan ölçmə obyektinə çevrildi.</w:t>
+        <w:t>2 Bilik elm və ölçmə</w:t>
       </w:r>
     </w:p>
     <w:p>
       <w:pPr>
         <w:keepNext/>
-        <w:spacing w:before="240" w:after="120"/>
+        <w:widowControl/>
       </w:pPr>
       <w:r>
         <w:rPr>
-          <w:rFonts w:ascii="Calibri" w:hAnsi="Calibri" w:eastAsia="Calibri"/>
-          <w:b/>
-          <w:i w:val="0"/>
-          <w:color w:val="004E8C"/>
-          <w:sz w:val="28"/>
+          <w:sz w:val="20"/>
         </w:rPr>
-        <w:t>Əsas faktlar</w:t>
+        <w:t>Dövr: 1608-ci il (Niderlandda ilk patent); 1609-cu il (Qalileyin astronomik istifadəsi) | Əsas şəxslər: Hans Lipperşey (Niderlandlı ixtiraçı); Qalileo Qaliley (ilk sistemli astronomik istifadə)</w:t>
+      </w:r>
+    </w:p>
+    <w:p>
+      <w:pPr>
+        <w:widowControl/>
+      </w:pPr>
+      <w:r>
+        <w:t>Teleskop linza və ya güzgülərlə işığı toplayaraq uzaqdakı cisimləri daha yaxın və aydın göstərir. Onunla səma haqqında təsəvvürləri ölçmə və müşahidə ilə yoxlamaq mümkün oldu.</w:t>
+      </w:r>
+    </w:p>
+    <w:p>
+      <w:pPr>
+        <w:pStyle w:val="Heading1"/>
+        <w:widowControl/>
+      </w:pPr>
+      <w:r>
+        <w:t>Əsas məlumatlar</w:t>
       </w:r>
     </w:p>
     <w:p>
       <w:pPr>
         <w:pStyle w:val="ListBullet"/>
+        <w:widowControl/>
       </w:pPr>
       <w:r>
-        <w:rPr>
-          <w:rFonts w:ascii="Calibri" w:hAnsi="Calibri" w:eastAsia="Calibri"/>
-          <w:b w:val="0"/>
-          <w:i w:val="0"/>
-          <w:sz w:val="22"/>
-        </w:rPr>
-        <w:t>Niderland eynək ustaları ilk müşahidə borularını təxminən 1608-ci ildə hazırlayıb</w:t>
+        <w:t>Niderland eynək ustaları təxminən 1608-ci ildə ilk uzaqgörən boruları hazırladılar.</w:t>
       </w:r>
     </w:p>
     <w:p>
       <w:pPr>
         <w:pStyle w:val="ListBullet"/>
+        <w:widowControl/>
       </w:pPr>
       <w:r>
-        <w:rPr>
-          <w:rFonts w:ascii="Calibri" w:hAnsi="Calibri" w:eastAsia="Calibri"/>
-          <w:b w:val="0"/>
-          <w:i w:val="0"/>
-          <w:sz w:val="22"/>
-        </w:rPr>
-        <w:t>Hans Lipperhey ilk patentlərdən biri üçün müraciət edib</w:t>
+        <w:t>Hans Lipperşey erkən patent müraciəti etdi.</w:t>
       </w:r>
     </w:p>
     <w:p>
       <w:pPr>
         <w:pStyle w:val="ListBullet"/>
+        <w:widowControl/>
       </w:pPr>
       <w:r>
-        <w:rPr>
-          <w:rFonts w:ascii="Calibri" w:hAnsi="Calibri" w:eastAsia="Calibri"/>
-          <w:b w:val="0"/>
-          <w:i w:val="0"/>
-          <w:sz w:val="22"/>
-        </w:rPr>
-        <w:t>Qaliley 1609-cu ildə quruluşu təkmilləşdirib və teleskopu göyə yönəldib</w:t>
+        <w:t>Qaliley 1609-cu ildə quruluşu təkmilləşdirib səmaya yönəltdi.</w:t>
       </w:r>
     </w:p>
     <w:p>
       <w:pPr>
         <w:pStyle w:val="ListBullet"/>
+        <w:widowControl/>
       </w:pPr>
       <w:r>
-        <w:rPr>
-          <w:rFonts w:ascii="Calibri" w:hAnsi="Calibri" w:eastAsia="Calibri"/>
-          <w:b w:val="0"/>
-          <w:i w:val="0"/>
-          <w:sz w:val="22"/>
-        </w:rPr>
-        <w:t>O, Yupiterin peyklərini, Veneranın fazalarını və Ay səthindəki kraterləri görüb</w:t>
+        <w:t>O, Yupiterin peyklərini, Veneranın fazalarını və Aydakı kraterləri gördü.</w:t>
       </w:r>
     </w:p>
     <w:p>
       <w:pPr>
         <w:pStyle w:val="ListBullet"/>
+        <w:widowControl/>
       </w:pPr>
       <w:r>
-        <w:rPr>
-          <w:rFonts w:ascii="Calibri" w:hAnsi="Calibri" w:eastAsia="Calibri"/>
-          <w:b w:val="0"/>
-          <w:i w:val="0"/>
-          <w:sz w:val="22"/>
-        </w:rPr>
-        <w:t>Sonrakı güzgülü teleskoplar və kosmik rəsədxanalar astronomiyanı kökündən dəyişib</w:t>
+        <w:t>Sonrakı güzgülü teleskoplar və kosmik rəsədxanalar astronomiyanı dəyişdi.</w:t>
       </w:r>
     </w:p>
     <w:p>
       <w:pPr>
-        <w:keepNext/>
-        <w:spacing w:before="240" w:after="120"/>
+        <w:pStyle w:val="Heading1"/>
+        <w:widowControl/>
       </w:pPr>
       <w:r>
-        <w:rPr>
-          <w:rFonts w:ascii="Calibri" w:hAnsi="Calibri" w:eastAsia="Calibri"/>
-          <w:b/>
-          <w:i w:val="0"/>
-          <w:color w:val="004E8C"/>
-          <w:sz w:val="28"/>
-        </w:rPr>
         <w:t>Bu nədir</w:t>
       </w:r>
     </w:p>
     <w:p>
       <w:pPr>
-        <w:spacing w:after="160" w:line="276" w:lineRule="auto"/>
+        <w:widowControl/>
       </w:pPr>
       <w:r>
-        <w:rPr>
-          <w:rFonts w:ascii="Calibri" w:hAnsi="Calibri" w:eastAsia="Calibri"/>
-          <w:b w:val="0"/>
-          <w:i w:val="0"/>
-          <w:sz w:val="22"/>
-        </w:rPr>
-        <w:t>Teleskop uzaq cisimdən gələn işığı toplayıb fokuslayan cihazdır; bununla göz və ya kamera daha çox incəlik görə bilir. Linzalı teleskop işığı linzalarla, güzgülü teleskop isə əyri güzgü ilə toplayır. Hər iki quruluş zəif və ya çox kiçik görünən mənbənin baxış sahəsində daha böyük yer tutmasını təmin edir. Sadə dillə desək, teleskop çılpaq gözün tuta bildiyindən daha çox işıq toplamağa imkan verir.</w:t>
+        <w:t>Teleskop uzaq cisimdən gələn işığı toplayıb fokuslayır ki, göz və ya kamera daha çox detal görə bilsin. Refraktor teleskop linzalardan, reflektor isə əyri güzgüdən istifadə edir. Hər ikisi zəif və ya kiçik görünən mənbəni daha ətraflı müşahidə etməyə imkan verir. Sadə dillə, teleskop adi gözün tuta bildiyindən daha çox işıq toplayır.</w:t>
       </w:r>
     </w:p>
     <w:p>
       <w:pPr>
-        <w:keepNext/>
-        <w:spacing w:before="240" w:after="120"/>
+        <w:pStyle w:val="Heading1"/>
+        <w:widowControl/>
       </w:pPr>
       <w:r>
-        <w:rPr>
-          <w:rFonts w:ascii="Calibri" w:hAnsi="Calibri" w:eastAsia="Calibri"/>
-          <w:b/>
-          <w:i w:val="0"/>
-          <w:color w:val="004E8C"/>
-          <w:sz w:val="28"/>
-        </w:rPr>
-        <w:t>Onu kim kəşf və ya ixtira edib</w:t>
+        <w:t>Kim kəşf edib və ya yaradıb</w:t>
       </w:r>
     </w:p>
     <w:p>
       <w:pPr>
-        <w:spacing w:after="160" w:line="276" w:lineRule="auto"/>
+        <w:widowControl/>
       </w:pPr>
       <w:r>
-        <w:rPr>
-          <w:rFonts w:ascii="Calibri" w:hAnsi="Calibri" w:eastAsia="Calibri"/>
-          <w:b w:val="0"/>
-          <w:i w:val="0"/>
-          <w:sz w:val="22"/>
-        </w:rPr>
-        <w:t>İlk praktik müşahidə boruları təxminən 1608-ci ildə Niderlandda meydana çıxdı. Patent üçün müraciət etdiyinə görə Hans Lipperheyin adı daha çox çəkilir, lakin başqa eynək ustaları da eyni dövrdə oxşar cihazlar hazırlayırdı. Qalileo Qaliley 1609-cu ildə bu qurğu haqqında eşitdi, daha keyfiyyətli linzalar yondu və borunu Aya və planetlərə yönəltdi. O, böyütmə ideyasını ixtira etməsə də, teleskopu elmi cihaza çevirdi.</w:t>
+        <w:t>İlk praktik uzaqgörən borular təxminən 1608-ci ildə Niderlandda yarandı. Patent istədiyinə görə Hans Lipperşeyin — Lipperhey kimi də yazılır — adı tez-tez çəkilir; başqa eynək ustaları da yaxın vaxtlarda oxşar iş görürdülər. Qalileo Qaliley 1609-cu ildə cihaz haqqında eşitdi, daha yaxşı linzalar yondu və borunu Aya, planetlərə yönəltdi. Böyütmə fikrini o yaratmamışdı, amma teleskopu elmi alətə çevirdi.</w:t>
       </w:r>
     </w:p>
     <w:p>
       <w:pPr>
-        <w:keepNext/>
-        <w:spacing w:before="240" w:after="120"/>
+        <w:pStyle w:val="Heading1"/>
+        <w:widowControl/>
       </w:pPr>
       <w:r>
-        <w:rPr>
-          <w:rFonts w:ascii="Calibri" w:hAnsi="Calibri" w:eastAsia="Calibri"/>
-          <w:b/>
-          <w:i w:val="0"/>
-          <w:color w:val="004E8C"/>
-          <w:sz w:val="28"/>
-        </w:rPr>
-        <w:t>Nə vaxt və necə meydana gəlib</w:t>
+        <w:t>Nə vaxt və necə yaranıb</w:t>
       </w:r>
     </w:p>
     <w:p>
       <w:pPr>
-        <w:spacing w:after="160" w:line="276" w:lineRule="auto"/>
+        <w:widowControl/>
       </w:pPr>
       <w:r>
-        <w:rPr>
-          <w:rFonts w:ascii="Calibri" w:hAnsi="Calibri" w:eastAsia="Calibri"/>
-          <w:b w:val="0"/>
-          <w:i w:val="0"/>
-          <w:sz w:val="22"/>
-        </w:rPr>
-        <w:t>Teleskop eynək istehsalının artıq inkişaf etdiyi Avropada yarandı. Xəbər yayılan kimi hökmdarlar hərbi məqsədli uzaqgörən cihaz, alimlər isə səmanı yenidən müşahidə etmək imkanı istədilər. Qalileyin Sidereus Nuncius (1610) əsəri Aydakı dağlar və Yupiterin ətrafında fırlanan peyklər haqqında məlumat verdi. Bu müşahidələr sənətkar ixtirasının hazırlıqlı elmi düşüncə ilə qarşılaşması sayəsində mümkün oldu. Kepler və başqaları qısa müddətdə optik nəzəriyyəni təkmilləşdirdilər.</w:t>
+        <w:t>Avropada eynək istehsalı artıq mövcud idi. Xəbər yayılanda hökmdarlar hərbi məqsədlə uzağı görmək, alimlər isə səmanı yenidən araşdırmaq istəyirdilər. Qalileyin 1610-cu il «Sidereus Nuncius» əsərində Ay dağları və Yupiterin peykləri barədə məlumat verildi. Sənətkar ixtirasının hazırlıqlı tədqiqatçı ilə qarşılaşması bu müşahidələri mümkün etdi. Kepler və başqaları tezliklə optik nəzəriyyəni təkmilləşdirdilər.</w:t>
       </w:r>
     </w:p>
     <w:p>
       <w:pPr>
-        <w:keepNext/>
-        <w:spacing w:before="240" w:after="120"/>
+        <w:pStyle w:val="Heading1"/>
+        <w:widowControl/>
       </w:pPr>
       <w:r>
-        <w:rPr>
-          <w:rFonts w:ascii="Calibri" w:hAnsi="Calibri" w:eastAsia="Calibri"/>
-          <w:b/>
-          <w:i w:val="0"/>
-          <w:color w:val="004E8C"/>
-          <w:sz w:val="28"/>
-        </w:rPr>
-        <w:t>Elmi baxımdan əhəmiyyəti</w:t>
+        <w:t>Elm üçün əhəmiyyəti</w:t>
       </w:r>
     </w:p>
     <w:p>
       <w:pPr>
-        <w:spacing w:after="160" w:line="276" w:lineRule="auto"/>
+        <w:widowControl/>
       </w:pPr>
       <w:r>
-        <w:rPr>
-          <w:rFonts w:ascii="Calibri" w:hAnsi="Calibri" w:eastAsia="Calibri"/>
-          <w:b w:val="0"/>
-          <w:i w:val="0"/>
-          <w:sz w:val="22"/>
-        </w:rPr>
-        <w:t>Teleskop səmanın mükəmməl və dəyişməz qübbə olmadığını göstərdi. Yupiterin peykləri kiçik bir planet sistemini xatırladırdı, Venera isə Ay kimi fazalar göstərirdi. Bu dəlillər Günəş mərkəzli modeli kristal sferalar təsəvvüründən daha təbii şəkildə dəstəklədi. Astronomiya bucaq, dövr və sonralar spektr ölçən elmə çevrildi. Cihaz əvvəllər görünməyən faktları üzə çıxardı.</w:t>
+        <w:t>Teleskop səmanın qüsursuz, dəyişməz günbəz olmadığını göstərdi. Yupiterin peykləri kiçik bir sistem yaradır, Venera Ay kimi fazalar göstərirdi. Bu dəlillər kristal sferalar təsəvvüründən daha çox Günəşmərkəzli modelə uyğun gəlirdi. Astronomiyada bucaqların, dövrlərin, sonralar spektrlərin ölçülməsi əsas yer aldı. Cihaz əvvəllər bilinməyən faktları üzə çıxardı.</w:t>
       </w:r>
     </w:p>
     <w:p>
       <w:pPr>
-        <w:keepNext/>
-        <w:spacing w:before="240" w:after="120"/>
+        <w:pStyle w:val="Heading1"/>
+        <w:widowControl/>
       </w:pPr>
       <w:r>
-        <w:rPr>
-          <w:rFonts w:ascii="Calibri" w:hAnsi="Calibri" w:eastAsia="Calibri"/>
-          <w:b/>
-          <w:i w:val="0"/>
-          <w:color w:val="004E8C"/>
-          <w:sz w:val="28"/>
-        </w:rPr>
-        <w:t>Sonrakı inkişaflara necə təsir göstərib</w:t>
+        <w:t>Sonrakı inkişafa təsiri</w:t>
       </w:r>
     </w:p>
     <w:p>
       <w:pPr>
-        <w:spacing w:after="160" w:line="276" w:lineRule="auto"/>
+        <w:widowControl/>
       </w:pPr>
       <w:r>
-        <w:rPr>
-          <w:rFonts w:ascii="Calibri" w:hAnsi="Calibri" w:eastAsia="Calibri"/>
-          <w:b w:val="0"/>
-          <w:i w:val="0"/>
-          <w:sz w:val="22"/>
-        </w:rPr>
-        <w:t>Nyutonun güzgülü teleskopu ilk linzalardakı bəzi rəng təhriflərini azaltdı. XIX–XX əsrlərdə nəhəng güzgülər, fotoqrafiya və radioteleskoplar meydana gəldi. Hubble Kosmik Teleskopu və sonrakı rəsədxanalar şəhər dumanından və Yer atmosferinin maneələrindən kənarda müşahidə aparır. Hər mərhələ Qalileyin başladığı eyni yolu davam etdirir: daha çox işıq topla, onu dəqiq qeydə al və səmanın səni təəccübləndirməsinə imkan ver.</w:t>
+        <w:t>Nyutonun güzgülü quruluşu ilk linzaların bəzi rəng təhriflərini azaltdı. XIX–XX əsrlərdə nəhəng güzgülər, fotoqrafiya və radioteleskoplar yarandı. Hubble Kosmik Teleskopu və sonrakı kosmik rəsədxanalar şəhər dumanından kənarda müşahidə edir. Hər mərhələ Qalileyin yanaşmasını davam etdirir: daha çox işıq toplamaq, diqqətlə qeydə almaq və yeni nəticələrə açıq olmaq.</w:t>
       </w:r>
     </w:p>
     <w:p>
       <w:pPr>
-        <w:keepNext/>
-        <w:spacing w:before="240" w:after="120"/>
+        <w:pStyle w:val="Heading1"/>
+        <w:widowControl/>
       </w:pPr>
       <w:r>
-        <w:rPr>
-          <w:rFonts w:ascii="Calibri" w:hAnsi="Calibri" w:eastAsia="Calibri"/>
-          <w:b/>
-          <w:i w:val="0"/>
-          <w:color w:val="004E8C"/>
-          <w:sz w:val="28"/>
-        </w:rPr>
         <w:t>İnsan həyatını necə dəyişib</w:t>
       </w:r>
     </w:p>
     <w:p>
       <w:pPr>
-        <w:spacing w:after="160" w:line="276" w:lineRule="auto"/>
+        <w:widowControl/>
       </w:pPr>
       <w:r>
-        <w:rPr>
-          <w:rFonts w:ascii="Calibri" w:hAnsi="Calibri" w:eastAsia="Calibri"/>
-          <w:b w:val="0"/>
-          <w:i w:val="0"/>
-          <w:sz w:val="22"/>
-        </w:rPr>
-        <w:t>Teleskop insanlığın kainatdakı yeri haqqında təsəvvürü dəyişdirdi. Yerin planetlərdən biri, sonralar isə Günəşin milyardlarla ulduzdan biri olduğunu öyrəndik. Naviqasiya, vaxtın dəqiq ölçülməsi və peyklərin izlənməsi də səmanın dəqiq müşahidəsindən asılıdır. Mədəniyyət Saturnun halqaları və uzaq qalaktikalar kimi indi hamıya məxsus yeni təsvirlər qazandı.</w:t>
+        <w:t>Teleskop insanın kainatdakı yeri haqqında təsəvvürünü dəyişdi. Yerin planetlərdən biri, Günəşin isə milyardlarla ulduzdan biri olduğunu öyrəndik. Naviqasiya, vaxt hesabı və peyklərin izlənməsi də səmanın dəqiq öyrənilməsinə bağlıdır. Saturnun halqaları və uzaq qalaktikalar kimi təsvirlər artıq hamının paylaşdığı mədəni sərvətə çevrilib.</w:t>
       </w:r>
     </w:p>
     <w:p>
       <w:pPr>
-        <w:keepNext/>
-        <w:spacing w:before="240" w:after="120"/>
+        <w:pStyle w:val="Heading1"/>
+        <w:widowControl/>
       </w:pPr>
       <w:r>
-        <w:rPr>
-          <w:rFonts w:ascii="Calibri" w:hAnsi="Calibri" w:eastAsia="Calibri"/>
-          <w:b/>
-          <w:i w:val="0"/>
-          <w:color w:val="004E8C"/>
-          <w:sz w:val="28"/>
-        </w:rPr>
         <w:t>Mənbələr və istinadlar</w:t>
       </w:r>
     </w:p>
     <w:p>
       <w:pPr>
-        <w:keepNext/>
-        <w:spacing w:before="240" w:after="120"/>
+        <w:pStyle w:val="Heading2"/>
+        <w:widowControl/>
       </w:pPr>
       <w:r>
         <w:rPr>
-          <w:rFonts w:ascii="Calibri" w:hAnsi="Calibri" w:eastAsia="Calibri"/>
-          <w:b/>
-          <w:i w:val="0"/>
-          <w:color w:val="004E8C"/>
-          <w:sz w:val="24"/>
+          <w:sz w:val="20"/>
         </w:rPr>
-        <w:t>C. Təşkilatların materialları və ensiklopedik mənbələr</w:t>
+        <w:t>C Qurumların materialları və ensiklopedik mənbələr</w:t>
       </w:r>
     </w:p>
     <w:p>
       <w:pPr>
-        <w:spacing w:after="80"/>
-        <w:ind w:left="360"/>
+        <w:widowControl/>
       </w:pPr>
       <w:r>
         <w:rPr>
-          <w:rFonts w:ascii="Calibri" w:hAnsi="Calibri" w:eastAsia="Calibri"/>
-          <w:b w:val="0"/>
-          <w:i w:val="0"/>
-          <w:sz w:val="22"/>
+          <w:sz w:val="20"/>
         </w:rPr>
-        <w:t>1. Encyclopaedia Britannica. “Telescope” (“Teleskop”).</w:t>
-      </w:r>
-      <w:r>
-        <w:rPr>
-          <w:rFonts w:ascii="Calibri" w:hAnsi="Calibri" w:eastAsia="Calibri"/>
-          <w:b w:val="0"/>
-          <w:i w:val="0"/>
-          <w:sz w:val="22"/>
-        </w:rPr>
-        <w:t xml:space="preserve"> </w:t>
+        <w:t xml:space="preserve">1. Encyclopaedia Britannica. 'Telescope.' </w:t>
       </w:r>
       <w:hyperlink r:id="rId9">
         <w:r>
           <w:rPr>
-            <w:rFonts w:ascii="Calibri" w:hAnsi="Calibri" w:eastAsia="Calibri"/>
-            <w:b w:val="0"/>
-            <w:i w:val="0"/>
-            <w:sz w:val="22"/>
-            <w:color w:val="0563C1"/>
-            <w:u w:val="single"/>
+            <w:sz w:val="20"/>
           </w:rPr>
           <w:t>https://www.britannica.com/technology/telescope</w:t>
         </w:r>
       </w:hyperlink>
+      <w:r>
+        <w:rPr>
+          <w:sz w:val="20"/>
+        </w:rPr>
+      </w:r>
     </w:p>
     <w:p>
       <w:pPr>
-        <w:spacing w:after="80"/>
-        <w:ind w:left="360"/>
+        <w:widowControl/>
       </w:pPr>
       <w:r>
         <w:rPr>
-          <w:rFonts w:ascii="Calibri" w:hAnsi="Calibri" w:eastAsia="Calibri"/>
-          <w:b w:val="0"/>
-          <w:i w:val="0"/>
-          <w:sz w:val="22"/>
+          <w:sz w:val="20"/>
         </w:rPr>
-        <w:t>2. Royal Museums Greenwich. Teleskopun tarixi.</w:t>
-      </w:r>
-      <w:r>
-        <w:rPr>
-          <w:rFonts w:ascii="Calibri" w:hAnsi="Calibri" w:eastAsia="Calibri"/>
-          <w:b w:val="0"/>
-          <w:i w:val="0"/>
-          <w:sz w:val="22"/>
-        </w:rPr>
-        <w:t xml:space="preserve"> </w:t>
+        <w:t xml:space="preserve">2. Royal Museums Greenwich. History of the telescope. </w:t>
       </w:r>
       <w:hyperlink r:id="rId10">
         <w:r>
           <w:rPr>
-            <w:rFonts w:ascii="Calibri" w:hAnsi="Calibri" w:eastAsia="Calibri"/>
-            <w:b w:val="0"/>
-            <w:i w:val="0"/>
-            <w:sz w:val="22"/>
-            <w:color w:val="0563C1"/>
-            <w:u w:val="single"/>
+            <w:sz w:val="20"/>
           </w:rPr>
           <w:t>https://www.rmg.co.uk/stories/topics/history-telescope</w:t>
         </w:r>
       </w:hyperlink>
-    </w:p>
-    <w:p>
-      <w:pPr>
-        <w:keepNext/>
-        <w:spacing w:before="240" w:after="120"/>
-      </w:pPr>
       <w:r>
         <w:rPr>
-          <w:rFonts w:ascii="Calibri" w:hAnsi="Calibri" w:eastAsia="Calibri"/>
-          <w:b/>
-          <w:i w:val="0"/>
-          <w:color w:val="004E8C"/>
-          <w:sz w:val="24"/>
+          <w:sz w:val="20"/>
         </w:rPr>
-        <w:t>D. Muzey, arxiv və kitabxana materialları</w:t>
       </w:r>
     </w:p>
     <w:p>
       <w:pPr>
-        <w:spacing w:after="80"/>
-        <w:ind w:left="360"/>
+        <w:pStyle w:val="Heading2"/>
+        <w:widowControl/>
       </w:pPr>
       <w:r>
         <w:rPr>
-          <w:rFonts w:ascii="Calibri" w:hAnsi="Calibri" w:eastAsia="Calibri"/>
-          <w:b w:val="0"/>
-          <w:i w:val="0"/>
-          <w:sz w:val="22"/>
+          <w:sz w:val="20"/>
         </w:rPr>
-        <w:t>1. Museo Galileo, Florence. Qalileyin cihazları və ilk teleskoplar.</w:t>
+        <w:t>D Muzey arxiv və kitabxana materialları</w:t>
       </w:r>
+    </w:p>
+    <w:p>
+      <w:pPr>
+        <w:widowControl/>
+      </w:pPr>
       <w:r>
         <w:rPr>
-          <w:rFonts w:ascii="Calibri" w:hAnsi="Calibri" w:eastAsia="Calibri"/>
-          <w:b w:val="0"/>
-          <w:i w:val="0"/>
-          <w:sz w:val="22"/>
+          <w:sz w:val="20"/>
         </w:rPr>
-        <w:t xml:space="preserve"> </w:t>
+        <w:t xml:space="preserve">1. Museo Galileo, Florence. Instruments of Galileo and early telescopes. </w:t>
       </w:r>
       <w:hyperlink r:id="rId11">
         <w:r>
           <w:rPr>
-            <w:rFonts w:ascii="Calibri" w:hAnsi="Calibri" w:eastAsia="Calibri"/>
-            <w:b w:val="0"/>
-            <w:i w:val="0"/>
-            <w:sz w:val="22"/>
-            <w:color w:val="0563C1"/>
-            <w:u w:val="single"/>
+            <w:sz w:val="20"/>
           </w:rPr>
           <w:t>https://www.museogalileo.it/en/</w:t>
         </w:r>
       </w:hyperlink>
-    </w:p>
-    <w:p>
-      <w:pPr>
-        <w:keepNext/>
-        <w:spacing w:before="240" w:after="120"/>
-      </w:pPr>
       <w:r>
         <w:rPr>
-          <w:rFonts w:ascii="Calibri" w:hAnsi="Calibri" w:eastAsia="Calibri"/>
-          <w:b/>
-          <w:i w:val="0"/>
-          <w:color w:val="004E8C"/>
-          <w:sz w:val="24"/>
+          <w:sz w:val="20"/>
         </w:rPr>
-        <w:t>G. Kosmik agentliklərin, laboratoriyaların və elmi təşkilatların materialları</w:t>
       </w:r>
     </w:p>
     <w:p>
       <w:pPr>
-        <w:spacing w:after="80"/>
-        <w:ind w:left="360"/>
+        <w:pStyle w:val="Heading2"/>
+        <w:widowControl/>
       </w:pPr>
       <w:r>
         <w:rPr>
-          <w:rFonts w:ascii="Calibri" w:hAnsi="Calibri" w:eastAsia="Calibri"/>
-          <w:b w:val="0"/>
-          <w:i w:val="0"/>
-          <w:sz w:val="22"/>
+          <w:sz w:val="20"/>
         </w:rPr>
-        <w:t>1. NASA. Hubble Kosmik Teleskopu.</w:t>
+        <w:t>G Kosmik agentliklər laboratoriyalar və elmi təşkilatlar</w:t>
       </w:r>
+    </w:p>
+    <w:p>
+      <w:pPr>
+        <w:widowControl/>
+      </w:pPr>
       <w:r>
         <w:rPr>
-          <w:rFonts w:ascii="Calibri" w:hAnsi="Calibri" w:eastAsia="Calibri"/>
-          <w:b w:val="0"/>
-          <w:i w:val="0"/>
-          <w:sz w:val="22"/>
+          <w:sz w:val="20"/>
         </w:rPr>
-        <w:t xml:space="preserve"> </w:t>
+        <w:t xml:space="preserve">1. NASA Hubble Space Telescope. </w:t>
       </w:r>
       <w:hyperlink r:id="rId12">
         <w:r>
           <w:rPr>
-            <w:rFonts w:ascii="Calibri" w:hAnsi="Calibri" w:eastAsia="Calibri"/>
-            <w:b w:val="0"/>
-            <w:i w:val="0"/>
-            <w:sz w:val="22"/>
-            <w:color w:val="0563C1"/>
-            <w:u w:val="single"/>
+            <w:sz w:val="20"/>
           </w:rPr>
           <w:t>https://science.nasa.gov/mission/hubble/</w:t>
         </w:r>
       </w:hyperlink>
+      <w:r>
+        <w:rPr>
+          <w:sz w:val="20"/>
+        </w:rPr>
+      </w:r>
     </w:p>
     <w:sectPr>
-      <w:pgSz w:w="12240" w:h="15840"/>
-      <w:pgMar w:top="1296" w:right="1440" w:bottom="1296" w:left="1440" w:header="720" w:footer="720" w:gutter="0"/>
+      <w:footerReference w:type="default" r:id="rId13"/>
+      <w:pgSz w:w="11906" w:h="16838"/>
+      <w:pgMar w:top="1020" w:right="1134" w:bottom="1020" w:left="1134" w:header="720" w:footer="720" w:gutter="0"/>
       <w:cols w:space="720"/>
       <w:docGrid w:linePitch="360"/>
     </w:sectPr>
   </w:body>
 </w:document>
+</file>
+
+<file path=word/footer1.xml><?xml version="1.0" encoding="utf-8"?>
+<w:ftr xmlns:m="http://schemas.openxmlformats.org/officeDocument/2006/math" xmlns:mc="http://schemas.openxmlformats.org/markup-compatibility/2006" xmlns:mo="http://schemas.microsoft.com/office/mac/office/2008/main" xmlns:mv="urn:schemas-microsoft-com:mac:vml" xmlns:o="urn:schemas-microsoft-com:office:office" xmlns:r="http://schemas.openxmlformats.org/officeDocument/2006/relationships" xmlns:v="urn:schemas-microsoft-com:vml" xmlns:w10="urn:schemas-microsoft-com:office:word" xmlns:w14="http://schemas.microsoft.com/office/word/2010/wordml" xmlns:w="http://schemas.openxmlformats.org/wordprocessingml/2006/main" xmlns:wne="http://schemas.microsoft.com/office/word/2006/wordml" xmlns:wp14="http://schemas.microsoft.com/office/word/2010/wordprocessingDrawing" xmlns:wp="http://schemas.openxmlformats.org/drawingml/2006/wordprocessingDrawing" xmlns:wpc="http://schemas.microsoft.com/office/word/2010/wordprocessingCanvas" xmlns:wpg="http://schemas.microsoft.com/office/word/2010/wordprocessingGroup" xmlns:wpi="http://schemas.microsoft.com/office/word/2010/wordprocessingInk" xmlns:wps="http://schemas.microsoft.com/office/word/2010/wordprocessingShape" mc:Ignorable="w14 wp14">
+  <w:p>
+    <w:pPr>
+      <w:pStyle w:val="Footer"/>
+      <w:jc w:val="right"/>
+    </w:pPr>
+    <w:fldSimple w:instr="PAGE"/>
+  </w:p>
+</w:ftr>
 </file>
 
 <file path=word/numbering.xml><?xml version="1.0" encoding="utf-8"?>
@@ -757,7 +571,7 @@
   <w:docDefaults>
     <w:rPrDefault>
       <w:rPr>
-        <w:rFonts w:asciiTheme="minorHAnsi" w:eastAsiaTheme="minorEastAsia" w:hAnsiTheme="minorHAnsi" w:cstheme="minorBidi"/>
+        <w:rFonts/>
         <w:sz w:val="22"/>
         <w:szCs w:val="22"/>
         <w:lang w:val="en-US" w:eastAsia="en-US" w:bidi="ar-SA"/>
@@ -912,6 +726,15 @@
     <w:name w:val="Normal"/>
     <w:qFormat/>
     <w:rsid w:val="00FC693F"/>
+    <w:pPr>
+      <w:spacing w:after="120" w:line="259" w:lineRule="auto"/>
+    </w:pPr>
+    <w:rPr>
+      <w:rFonts w:ascii="Times New Roman" w:hAnsi="Times New Roman"/>
+      <w:color w:val="000000"/>
+      <w:sz w:val="24"/>
+      <w:lang w:val="az-Latn-AZ"/>
+    </w:rPr>
   </w:style>
   <w:style w:type="paragraph" w:styleId="Header">
     <w:name w:val="header"/>
@@ -968,16 +791,17 @@
     <w:pPr>
       <w:keepNext/>
       <w:keepLines/>
-      <w:spacing w:before="480" w:after="0"/>
+      <w:spacing w:before="480" w:after="120" w:line="259" w:lineRule="auto"/>
       <w:outlineLvl w:val="0"/>
     </w:pPr>
     <w:rPr>
-      <w:rFonts w:asciiTheme="majorHAnsi" w:eastAsiaTheme="majorEastAsia" w:hAnsiTheme="majorHAnsi" w:cstheme="majorBidi"/>
+      <w:rFonts w:ascii="Times New Roman" w:hAnsi="Times New Roman"/>
       <w:b/>
       <w:bCs/>
-      <w:color w:val="365F91" w:themeColor="accent1" w:themeShade="BF"/>
-      <w:sz w:val="28"/>
+      <w:color w:val="000000"/>
+      <w:sz w:val="26"/>
       <w:szCs w:val="28"/>
+      <w:lang w:val="az-Latn-AZ"/>
     </w:rPr>
   </w:style>
   <w:style w:type="paragraph" w:styleId="Heading2">
@@ -992,16 +816,17 @@
     <w:pPr>
       <w:keepNext/>
       <w:keepLines/>
-      <w:spacing w:before="200" w:after="0"/>
+      <w:spacing w:before="200" w:after="120" w:line="259" w:lineRule="auto"/>
       <w:outlineLvl w:val="1"/>
     </w:pPr>
     <w:rPr>
-      <w:rFonts w:asciiTheme="majorHAnsi" w:eastAsiaTheme="majorEastAsia" w:hAnsiTheme="majorHAnsi" w:cstheme="majorBidi"/>
+      <w:rFonts w:ascii="Times New Roman" w:hAnsi="Times New Roman"/>
       <w:b/>
       <w:bCs/>
-      <w:color w:val="4F81BD" w:themeColor="accent1"/>
+      <w:color w:val="000000"/>
       <w:sz w:val="26"/>
       <w:szCs w:val="26"/>
+      <w:lang w:val="az-Latn-AZ"/>
     </w:rPr>
   </w:style>
   <w:style w:type="paragraph" w:styleId="Heading3">
@@ -1020,7 +845,7 @@
       <w:outlineLvl w:val="2"/>
     </w:pPr>
     <w:rPr>
-      <w:rFonts w:asciiTheme="majorHAnsi" w:eastAsiaTheme="majorEastAsia" w:hAnsiTheme="majorHAnsi" w:cstheme="majorBidi"/>
+      <w:rFonts/>
       <w:b/>
       <w:bCs/>
       <w:color w:val="4F81BD" w:themeColor="accent1"/>
@@ -1043,7 +868,7 @@
       <w:outlineLvl w:val="3"/>
     </w:pPr>
     <w:rPr>
-      <w:rFonts w:asciiTheme="majorHAnsi" w:eastAsiaTheme="majorEastAsia" w:hAnsiTheme="majorHAnsi" w:cstheme="majorBidi"/>
+      <w:rFonts/>
       <w:b/>
       <w:bCs/>
       <w:i/>
@@ -1068,7 +893,7 @@
       <w:outlineLvl w:val="4"/>
     </w:pPr>
     <w:rPr>
-      <w:rFonts w:asciiTheme="majorHAnsi" w:eastAsiaTheme="majorEastAsia" w:hAnsiTheme="majorHAnsi" w:cstheme="majorBidi"/>
+      <w:rFonts/>
       <w:color w:val="243F60" w:themeColor="accent1" w:themeShade="7F"/>
     </w:rPr>
   </w:style>
@@ -1089,7 +914,7 @@
       <w:outlineLvl w:val="5"/>
     </w:pPr>
     <w:rPr>
-      <w:rFonts w:asciiTheme="majorHAnsi" w:eastAsiaTheme="majorEastAsia" w:hAnsiTheme="majorHAnsi" w:cstheme="majorBidi"/>
+      <w:rFonts/>
       <w:i/>
       <w:iCs/>
       <w:color w:val="243F60" w:themeColor="accent1" w:themeShade="7F"/>
@@ -1112,7 +937,7 @@
       <w:outlineLvl w:val="6"/>
     </w:pPr>
     <w:rPr>
-      <w:rFonts w:asciiTheme="majorHAnsi" w:eastAsiaTheme="majorEastAsia" w:hAnsiTheme="majorHAnsi" w:cstheme="majorBidi"/>
+      <w:rFonts/>
       <w:i/>
       <w:iCs/>
       <w:color w:val="404040" w:themeColor="text1" w:themeTint="BF"/>
@@ -1135,7 +960,7 @@
       <w:outlineLvl w:val="7"/>
     </w:pPr>
     <w:rPr>
-      <w:rFonts w:asciiTheme="majorHAnsi" w:eastAsiaTheme="majorEastAsia" w:hAnsiTheme="majorHAnsi" w:cstheme="majorBidi"/>
+      <w:rFonts/>
       <w:color w:val="4F81BD" w:themeColor="accent1"/>
       <w:sz w:val="20"/>
       <w:szCs w:val="20"/>
@@ -1158,7 +983,7 @@
       <w:outlineLvl w:val="8"/>
     </w:pPr>
     <w:rPr>
-      <w:rFonts w:asciiTheme="majorHAnsi" w:eastAsiaTheme="majorEastAsia" w:hAnsiTheme="majorHAnsi" w:cstheme="majorBidi"/>
+      <w:rFonts/>
       <w:i/>
       <w:iCs/>
       <w:color w:val="404040" w:themeColor="text1" w:themeTint="BF"/>
@@ -1209,7 +1034,7 @@
     <w:uiPriority w:val="9"/>
     <w:rsid w:val="00FC693F"/>
     <w:rPr>
-      <w:rFonts w:asciiTheme="majorHAnsi" w:eastAsiaTheme="majorEastAsia" w:hAnsiTheme="majorHAnsi" w:cstheme="majorBidi"/>
+      <w:rFonts/>
       <w:b/>
       <w:bCs/>
       <w:color w:val="365F91" w:themeColor="accent1" w:themeShade="BF"/>
@@ -1224,7 +1049,7 @@
     <w:uiPriority w:val="9"/>
     <w:rsid w:val="00FC693F"/>
     <w:rPr>
-      <w:rFonts w:asciiTheme="majorHAnsi" w:eastAsiaTheme="majorEastAsia" w:hAnsiTheme="majorHAnsi" w:cstheme="majorBidi"/>
+      <w:rFonts/>
       <w:b/>
       <w:bCs/>
       <w:color w:val="4F81BD" w:themeColor="accent1"/>
@@ -1239,7 +1064,7 @@
     <w:uiPriority w:val="9"/>
     <w:rsid w:val="00FC693F"/>
     <w:rPr>
-      <w:rFonts w:asciiTheme="majorHAnsi" w:eastAsiaTheme="majorEastAsia" w:hAnsiTheme="majorHAnsi" w:cstheme="majorBidi"/>
+      <w:rFonts/>
       <w:b/>
       <w:bCs/>
       <w:color w:val="4F81BD" w:themeColor="accent1"/>
@@ -1254,19 +1079,17 @@
     <w:qFormat/>
     <w:rsid w:val="00FC693F"/>
     <w:pPr>
-      <w:pBdr>
-        <w:bottom w:val="single" w:sz="8" w:space="4" w:color="4F81BD" w:themeColor="accent1"/>
-      </w:pBdr>
-      <w:spacing w:after="300" w:line="240" w:lineRule="auto"/>
+      <w:spacing w:after="120" w:line="259" w:lineRule="auto"/>
       <w:contextualSpacing/>
     </w:pPr>
     <w:rPr>
-      <w:rFonts w:asciiTheme="majorHAnsi" w:eastAsiaTheme="majorEastAsia" w:hAnsiTheme="majorHAnsi" w:cstheme="majorBidi"/>
-      <w:color w:val="17365D" w:themeColor="text2" w:themeShade="BF"/>
+      <w:rFonts w:ascii="Times New Roman" w:hAnsi="Times New Roman"/>
+      <w:color w:val="000000"/>
       <w:spacing w:val="5"/>
       <w:kern w:val="28"/>
-      <w:sz w:val="52"/>
+      <w:sz w:val="40"/>
       <w:szCs w:val="52"/>
+      <w:lang w:val="az-Latn-AZ"/>
     </w:rPr>
   </w:style>
   <w:style w:type="character" w:customStyle="1" w:styleId="TitleChar">
@@ -1276,7 +1099,7 @@
     <w:uiPriority w:val="10"/>
     <w:rsid w:val="00FC693F"/>
     <w:rPr>
-      <w:rFonts w:asciiTheme="majorHAnsi" w:eastAsiaTheme="majorEastAsia" w:hAnsiTheme="majorHAnsi" w:cstheme="majorBidi"/>
+      <w:rFonts/>
       <w:color w:val="17365D" w:themeColor="text2" w:themeShade="BF"/>
       <w:spacing w:val="5"/>
       <w:kern w:val="28"/>
@@ -1298,7 +1121,7 @@
       </w:numPr>
     </w:pPr>
     <w:rPr>
-      <w:rFonts w:asciiTheme="majorHAnsi" w:eastAsiaTheme="majorEastAsia" w:hAnsiTheme="majorHAnsi" w:cstheme="majorBidi"/>
+      <w:rFonts/>
       <w:i/>
       <w:iCs/>
       <w:color w:val="4F81BD" w:themeColor="accent1"/>
@@ -1314,7 +1137,7 @@
     <w:uiPriority w:val="11"/>
     <w:rsid w:val="00FC693F"/>
     <w:rPr>
-      <w:rFonts w:asciiTheme="majorHAnsi" w:eastAsiaTheme="majorEastAsia" w:hAnsiTheme="majorHAnsi" w:cstheme="majorBidi"/>
+      <w:rFonts/>
       <w:i/>
       <w:iCs/>
       <w:color w:val="4F81BD" w:themeColor="accent1"/>
@@ -1439,8 +1262,15 @@
       <w:numPr>
         <w:numId w:val="1"/>
       </w:numPr>
+      <w:spacing w:after="120" w:line="259" w:lineRule="auto"/>
       <w:contextualSpacing/>
     </w:pPr>
+    <w:rPr>
+      <w:rFonts w:ascii="Times New Roman" w:hAnsi="Times New Roman"/>
+      <w:color w:val="000000"/>
+      <w:sz w:val="24"/>
+      <w:lang w:val="az-Latn-AZ"/>
+    </w:rPr>
   </w:style>
   <w:style w:type="paragraph" w:styleId="ListBullet2">
     <w:name w:val="List Bullet 2"/>
@@ -1612,7 +1442,7 @@
     <w:semiHidden/>
     <w:rsid w:val="00FC693F"/>
     <w:rPr>
-      <w:rFonts w:asciiTheme="majorHAnsi" w:eastAsiaTheme="majorEastAsia" w:hAnsiTheme="majorHAnsi" w:cstheme="majorBidi"/>
+      <w:rFonts/>
       <w:b/>
       <w:bCs/>
       <w:i/>
@@ -1628,7 +1458,7 @@
     <w:semiHidden/>
     <w:rsid w:val="00FC693F"/>
     <w:rPr>
-      <w:rFonts w:asciiTheme="majorHAnsi" w:eastAsiaTheme="majorEastAsia" w:hAnsiTheme="majorHAnsi" w:cstheme="majorBidi"/>
+      <w:rFonts/>
       <w:color w:val="243F60" w:themeColor="accent1" w:themeShade="7F"/>
     </w:rPr>
   </w:style>
@@ -1640,7 +1470,7 @@
     <w:semiHidden/>
     <w:rsid w:val="00FC693F"/>
     <w:rPr>
-      <w:rFonts w:asciiTheme="majorHAnsi" w:eastAsiaTheme="majorEastAsia" w:hAnsiTheme="majorHAnsi" w:cstheme="majorBidi"/>
+      <w:rFonts/>
       <w:i/>
       <w:iCs/>
       <w:color w:val="243F60" w:themeColor="accent1" w:themeShade="7F"/>
@@ -1654,7 +1484,7 @@
     <w:semiHidden/>
     <w:rsid w:val="00FC693F"/>
     <w:rPr>
-      <w:rFonts w:asciiTheme="majorHAnsi" w:eastAsiaTheme="majorEastAsia" w:hAnsiTheme="majorHAnsi" w:cstheme="majorBidi"/>
+      <w:rFonts/>
       <w:i/>
       <w:iCs/>
       <w:color w:val="404040" w:themeColor="text1" w:themeTint="BF"/>
@@ -1668,7 +1498,7 @@
     <w:semiHidden/>
     <w:rsid w:val="00FC693F"/>
     <w:rPr>
-      <w:rFonts w:asciiTheme="majorHAnsi" w:eastAsiaTheme="majorEastAsia" w:hAnsiTheme="majorHAnsi" w:cstheme="majorBidi"/>
+      <w:rFonts/>
       <w:color w:val="4F81BD" w:themeColor="accent1"/>
       <w:sz w:val="20"/>
       <w:szCs w:val="20"/>
@@ -1682,7 +1512,7 @@
     <w:semiHidden/>
     <w:rsid w:val="00FC693F"/>
     <w:rPr>
-      <w:rFonts w:asciiTheme="majorHAnsi" w:eastAsiaTheme="majorEastAsia" w:hAnsiTheme="majorHAnsi" w:cstheme="majorBidi"/>
+      <w:rFonts/>
       <w:i/>
       <w:iCs/>
       <w:color w:val="404040" w:themeColor="text1" w:themeTint="BF"/>
@@ -1741,9 +1571,6 @@
     <w:qFormat/>
     <w:rsid w:val="00FC693F"/>
     <w:pPr>
-      <w:pBdr>
-        <w:bottom w:val="single" w:sz="4" w:space="4" w:color="4F81BD" w:themeColor="accent1"/>
-      </w:pBdr>
       <w:spacing w:before="200" w:after="280"/>
       <w:ind w:left="936" w:right="936"/>
     </w:pPr>
@@ -3271,7 +3098,7 @@
         <w:spacing w:before="0" w:after="0" w:line="240" w:lineRule="auto"/>
       </w:pPr>
       <w:rPr>
-        <w:rFonts w:asciiTheme="majorHAnsi" w:eastAsiaTheme="majorEastAsia" w:hAnsiTheme="majorHAnsi" w:cstheme="majorBidi"/>
+        <w:rFonts/>
         <w:b/>
         <w:bCs/>
       </w:rPr>
@@ -3292,7 +3119,7 @@
         <w:spacing w:before="0" w:after="0" w:line="240" w:lineRule="auto"/>
       </w:pPr>
       <w:rPr>
-        <w:rFonts w:asciiTheme="majorHAnsi" w:eastAsiaTheme="majorEastAsia" w:hAnsiTheme="majorHAnsi" w:cstheme="majorBidi"/>
+        <w:rFonts/>
         <w:b/>
         <w:bCs/>
       </w:rPr>
@@ -3310,14 +3137,14 @@
     </w:tblStylePr>
     <w:tblStylePr w:type="firstCol">
       <w:rPr>
-        <w:rFonts w:asciiTheme="majorHAnsi" w:eastAsiaTheme="majorEastAsia" w:hAnsiTheme="majorHAnsi" w:cstheme="majorBidi"/>
+        <w:rFonts/>
         <w:b/>
         <w:bCs/>
       </w:rPr>
     </w:tblStylePr>
     <w:tblStylePr w:type="lastCol">
       <w:rPr>
-        <w:rFonts w:asciiTheme="majorHAnsi" w:eastAsiaTheme="majorEastAsia" w:hAnsiTheme="majorHAnsi" w:cstheme="majorBidi"/>
+        <w:rFonts/>
         <w:b/>
         <w:bCs/>
       </w:rPr>
@@ -3401,7 +3228,7 @@
         <w:spacing w:before="0" w:after="0" w:line="240" w:lineRule="auto"/>
       </w:pPr>
       <w:rPr>
-        <w:rFonts w:asciiTheme="majorHAnsi" w:eastAsiaTheme="majorEastAsia" w:hAnsiTheme="majorHAnsi" w:cstheme="majorBidi"/>
+        <w:rFonts/>
         <w:b/>
         <w:bCs/>
       </w:rPr>
@@ -3422,7 +3249,7 @@
         <w:spacing w:before="0" w:after="0" w:line="240" w:lineRule="auto"/>
       </w:pPr>
       <w:rPr>
-        <w:rFonts w:asciiTheme="majorHAnsi" w:eastAsiaTheme="majorEastAsia" w:hAnsiTheme="majorHAnsi" w:cstheme="majorBidi"/>
+        <w:rFonts/>
         <w:b/>
         <w:bCs/>
       </w:rPr>
@@ -3440,14 +3267,14 @@
     </w:tblStylePr>
     <w:tblStylePr w:type="firstCol">
       <w:rPr>
-        <w:rFonts w:asciiTheme="majorHAnsi" w:eastAsiaTheme="majorEastAsia" w:hAnsiTheme="majorHAnsi" w:cstheme="majorBidi"/>
+        <w:rFonts/>
         <w:b/>
         <w:bCs/>
       </w:rPr>
     </w:tblStylePr>
     <w:tblStylePr w:type="lastCol">
       <w:rPr>
-        <w:rFonts w:asciiTheme="majorHAnsi" w:eastAsiaTheme="majorEastAsia" w:hAnsiTheme="majorHAnsi" w:cstheme="majorBidi"/>
+        <w:rFonts/>
         <w:b/>
         <w:bCs/>
       </w:rPr>
@@ -3531,7 +3358,7 @@
         <w:spacing w:before="0" w:after="0" w:line="240" w:lineRule="auto"/>
       </w:pPr>
       <w:rPr>
-        <w:rFonts w:asciiTheme="majorHAnsi" w:eastAsiaTheme="majorEastAsia" w:hAnsiTheme="majorHAnsi" w:cstheme="majorBidi"/>
+        <w:rFonts/>
         <w:b/>
         <w:bCs/>
       </w:rPr>
@@ -3552,7 +3379,7 @@
         <w:spacing w:before="0" w:after="0" w:line="240" w:lineRule="auto"/>
       </w:pPr>
       <w:rPr>
-        <w:rFonts w:asciiTheme="majorHAnsi" w:eastAsiaTheme="majorEastAsia" w:hAnsiTheme="majorHAnsi" w:cstheme="majorBidi"/>
+        <w:rFonts/>
         <w:b/>
         <w:bCs/>
       </w:rPr>
@@ -3570,14 +3397,14 @@
     </w:tblStylePr>
     <w:tblStylePr w:type="firstCol">
       <w:rPr>
-        <w:rFonts w:asciiTheme="majorHAnsi" w:eastAsiaTheme="majorEastAsia" w:hAnsiTheme="majorHAnsi" w:cstheme="majorBidi"/>
+        <w:rFonts/>
         <w:b/>
         <w:bCs/>
       </w:rPr>
     </w:tblStylePr>
     <w:tblStylePr w:type="lastCol">
       <w:rPr>
-        <w:rFonts w:asciiTheme="majorHAnsi" w:eastAsiaTheme="majorEastAsia" w:hAnsiTheme="majorHAnsi" w:cstheme="majorBidi"/>
+        <w:rFonts/>
         <w:b/>
         <w:bCs/>
       </w:rPr>
@@ -3661,7 +3488,7 @@
         <w:spacing w:before="0" w:after="0" w:line="240" w:lineRule="auto"/>
       </w:pPr>
       <w:rPr>
-        <w:rFonts w:asciiTheme="majorHAnsi" w:eastAsiaTheme="majorEastAsia" w:hAnsiTheme="majorHAnsi" w:cstheme="majorBidi"/>
+        <w:rFonts/>
         <w:b/>
         <w:bCs/>
       </w:rPr>
@@ -3682,7 +3509,7 @@
         <w:spacing w:before="0" w:after="0" w:line="240" w:lineRule="auto"/>
       </w:pPr>
       <w:rPr>
-        <w:rFonts w:asciiTheme="majorHAnsi" w:eastAsiaTheme="majorEastAsia" w:hAnsiTheme="majorHAnsi" w:cstheme="majorBidi"/>
+        <w:rFonts/>
         <w:b/>
         <w:bCs/>
       </w:rPr>
@@ -3700,14 +3527,14 @@
     </w:tblStylePr>
     <w:tblStylePr w:type="firstCol">
       <w:rPr>
-        <w:rFonts w:asciiTheme="majorHAnsi" w:eastAsiaTheme="majorEastAsia" w:hAnsiTheme="majorHAnsi" w:cstheme="majorBidi"/>
+        <w:rFonts/>
         <w:b/>
         <w:bCs/>
       </w:rPr>
     </w:tblStylePr>
     <w:tblStylePr w:type="lastCol">
       <w:rPr>
-        <w:rFonts w:asciiTheme="majorHAnsi" w:eastAsiaTheme="majorEastAsia" w:hAnsiTheme="majorHAnsi" w:cstheme="majorBidi"/>
+        <w:rFonts/>
         <w:b/>
         <w:bCs/>
       </w:rPr>
@@ -3791,7 +3618,7 @@
         <w:spacing w:before="0" w:after="0" w:line="240" w:lineRule="auto"/>
       </w:pPr>
       <w:rPr>
-        <w:rFonts w:asciiTheme="majorHAnsi" w:eastAsiaTheme="majorEastAsia" w:hAnsiTheme="majorHAnsi" w:cstheme="majorBidi"/>
+        <w:rFonts/>
         <w:b/>
         <w:bCs/>
       </w:rPr>
@@ -3812,7 +3639,7 @@
         <w:spacing w:before="0" w:after="0" w:line="240" w:lineRule="auto"/>
       </w:pPr>
       <w:rPr>
-        <w:rFonts w:asciiTheme="majorHAnsi" w:eastAsiaTheme="majorEastAsia" w:hAnsiTheme="majorHAnsi" w:cstheme="majorBidi"/>
+        <w:rFonts/>
         <w:b/>
         <w:bCs/>
       </w:rPr>
@@ -3830,14 +3657,14 @@
     </w:tblStylePr>
     <w:tblStylePr w:type="firstCol">
       <w:rPr>
-        <w:rFonts w:asciiTheme="majorHAnsi" w:eastAsiaTheme="majorEastAsia" w:hAnsiTheme="majorHAnsi" w:cstheme="majorBidi"/>
+        <w:rFonts/>
         <w:b/>
         <w:bCs/>
       </w:rPr>
     </w:tblStylePr>
     <w:tblStylePr w:type="lastCol">
       <w:rPr>
-        <w:rFonts w:asciiTheme="majorHAnsi" w:eastAsiaTheme="majorEastAsia" w:hAnsiTheme="majorHAnsi" w:cstheme="majorBidi"/>
+        <w:rFonts/>
         <w:b/>
         <w:bCs/>
       </w:rPr>
@@ -3921,7 +3748,7 @@
         <w:spacing w:before="0" w:after="0" w:line="240" w:lineRule="auto"/>
       </w:pPr>
       <w:rPr>
-        <w:rFonts w:asciiTheme="majorHAnsi" w:eastAsiaTheme="majorEastAsia" w:hAnsiTheme="majorHAnsi" w:cstheme="majorBidi"/>
+        <w:rFonts/>
         <w:b/>
         <w:bCs/>
       </w:rPr>
@@ -3942,7 +3769,7 @@
         <w:spacing w:before="0" w:after="0" w:line="240" w:lineRule="auto"/>
       </w:pPr>
       <w:rPr>
-        <w:rFonts w:asciiTheme="majorHAnsi" w:eastAsiaTheme="majorEastAsia" w:hAnsiTheme="majorHAnsi" w:cstheme="majorBidi"/>
+        <w:rFonts/>
         <w:b/>
         <w:bCs/>
       </w:rPr>
@@ -3960,14 +3787,14 @@
     </w:tblStylePr>
     <w:tblStylePr w:type="firstCol">
       <w:rPr>
-        <w:rFonts w:asciiTheme="majorHAnsi" w:eastAsiaTheme="majorEastAsia" w:hAnsiTheme="majorHAnsi" w:cstheme="majorBidi"/>
+        <w:rFonts/>
         <w:b/>
         <w:bCs/>
       </w:rPr>
     </w:tblStylePr>
     <w:tblStylePr w:type="lastCol">
       <w:rPr>
-        <w:rFonts w:asciiTheme="majorHAnsi" w:eastAsiaTheme="majorEastAsia" w:hAnsiTheme="majorHAnsi" w:cstheme="majorBidi"/>
+        <w:rFonts/>
         <w:b/>
         <w:bCs/>
       </w:rPr>
@@ -4051,7 +3878,7 @@
         <w:spacing w:before="0" w:after="0" w:line="240" w:lineRule="auto"/>
       </w:pPr>
       <w:rPr>
-        <w:rFonts w:asciiTheme="majorHAnsi" w:eastAsiaTheme="majorEastAsia" w:hAnsiTheme="majorHAnsi" w:cstheme="majorBidi"/>
+        <w:rFonts/>
         <w:b/>
         <w:bCs/>
       </w:rPr>
@@ -4072,7 +3899,7 @@
         <w:spacing w:before="0" w:after="0" w:line="240" w:lineRule="auto"/>
       </w:pPr>
       <w:rPr>
-        <w:rFonts w:asciiTheme="majorHAnsi" w:eastAsiaTheme="majorEastAsia" w:hAnsiTheme="majorHAnsi" w:cstheme="majorBidi"/>
+        <w:rFonts/>
         <w:b/>
         <w:bCs/>
       </w:rPr>
@@ -4090,14 +3917,14 @@
     </w:tblStylePr>
     <w:tblStylePr w:type="firstCol">
       <w:rPr>
-        <w:rFonts w:asciiTheme="majorHAnsi" w:eastAsiaTheme="majorEastAsia" w:hAnsiTheme="majorHAnsi" w:cstheme="majorBidi"/>
+        <w:rFonts/>
         <w:b/>
         <w:bCs/>
       </w:rPr>
     </w:tblStylePr>
     <w:tblStylePr w:type="lastCol">
       <w:rPr>
-        <w:rFonts w:asciiTheme="majorHAnsi" w:eastAsiaTheme="majorEastAsia" w:hAnsiTheme="majorHAnsi" w:cstheme="majorBidi"/>
+        <w:rFonts/>
         <w:b/>
         <w:bCs/>
       </w:rPr>
@@ -5962,7 +5789,7 @@
     </w:tblPr>
     <w:tblStylePr w:type="firstRow">
       <w:rPr>
-        <w:rFonts w:asciiTheme="majorHAnsi" w:eastAsiaTheme="majorEastAsia" w:hAnsiTheme="majorHAnsi" w:cstheme="majorBidi"/>
+        <w:rFonts/>
       </w:rPr>
       <w:tblPr/>
       <w:tcPr>
@@ -6046,7 +5873,7 @@
     </w:tblPr>
     <w:tblStylePr w:type="firstRow">
       <w:rPr>
-        <w:rFonts w:asciiTheme="majorHAnsi" w:eastAsiaTheme="majorEastAsia" w:hAnsiTheme="majorHAnsi" w:cstheme="majorBidi"/>
+        <w:rFonts/>
       </w:rPr>
       <w:tblPr/>
       <w:tcPr>
@@ -6130,7 +5957,7 @@
     </w:tblPr>
     <w:tblStylePr w:type="firstRow">
       <w:rPr>
-        <w:rFonts w:asciiTheme="majorHAnsi" w:eastAsiaTheme="majorEastAsia" w:hAnsiTheme="majorHAnsi" w:cstheme="majorBidi"/>
+        <w:rFonts/>
       </w:rPr>
       <w:tblPr/>
       <w:tcPr>
@@ -6214,7 +6041,7 @@
     </w:tblPr>
     <w:tblStylePr w:type="firstRow">
       <w:rPr>
-        <w:rFonts w:asciiTheme="majorHAnsi" w:eastAsiaTheme="majorEastAsia" w:hAnsiTheme="majorHAnsi" w:cstheme="majorBidi"/>
+        <w:rFonts/>
       </w:rPr>
       <w:tblPr/>
       <w:tcPr>
@@ -6298,7 +6125,7 @@
     </w:tblPr>
     <w:tblStylePr w:type="firstRow">
       <w:rPr>
-        <w:rFonts w:asciiTheme="majorHAnsi" w:eastAsiaTheme="majorEastAsia" w:hAnsiTheme="majorHAnsi" w:cstheme="majorBidi"/>
+        <w:rFonts/>
       </w:rPr>
       <w:tblPr/>
       <w:tcPr>
@@ -6382,7 +6209,7 @@
     </w:tblPr>
     <w:tblStylePr w:type="firstRow">
       <w:rPr>
-        <w:rFonts w:asciiTheme="majorHAnsi" w:eastAsiaTheme="majorEastAsia" w:hAnsiTheme="majorHAnsi" w:cstheme="majorBidi"/>
+        <w:rFonts/>
       </w:rPr>
       <w:tblPr/>
       <w:tcPr>
@@ -6466,7 +6293,7 @@
     </w:tblPr>
     <w:tblStylePr w:type="firstRow">
       <w:rPr>
-        <w:rFonts w:asciiTheme="majorHAnsi" w:eastAsiaTheme="majorEastAsia" w:hAnsiTheme="majorHAnsi" w:cstheme="majorBidi"/>
+        <w:rFonts/>
       </w:rPr>
       <w:tblPr/>
       <w:tcPr>
@@ -6531,7 +6358,7 @@
       <w:spacing w:after="0" w:line="240" w:lineRule="auto"/>
     </w:pPr>
     <w:rPr>
-      <w:rFonts w:asciiTheme="majorHAnsi" w:eastAsiaTheme="majorEastAsia" w:hAnsiTheme="majorHAnsi" w:cstheme="majorBidi"/>
+      <w:rFonts/>
       <w:color w:val="000000" w:themeColor="text1"/>
     </w:rPr>
     <w:tblPr>
@@ -6659,7 +6486,7 @@
       <w:spacing w:after="0" w:line="240" w:lineRule="auto"/>
     </w:pPr>
     <w:rPr>
-      <w:rFonts w:asciiTheme="majorHAnsi" w:eastAsiaTheme="majorEastAsia" w:hAnsiTheme="majorHAnsi" w:cstheme="majorBidi"/>
+      <w:rFonts/>
       <w:color w:val="000000" w:themeColor="text1"/>
     </w:rPr>
     <w:tblPr>
@@ -6787,7 +6614,7 @@
       <w:spacing w:after="0" w:line="240" w:lineRule="auto"/>
     </w:pPr>
     <w:rPr>
-      <w:rFonts w:asciiTheme="majorHAnsi" w:eastAsiaTheme="majorEastAsia" w:hAnsiTheme="majorHAnsi" w:cstheme="majorBidi"/>
+      <w:rFonts/>
       <w:color w:val="000000" w:themeColor="text1"/>
     </w:rPr>
     <w:tblPr>
@@ -6915,7 +6742,7 @@
       <w:spacing w:after="0" w:line="240" w:lineRule="auto"/>
     </w:pPr>
     <w:rPr>
-      <w:rFonts w:asciiTheme="majorHAnsi" w:eastAsiaTheme="majorEastAsia" w:hAnsiTheme="majorHAnsi" w:cstheme="majorBidi"/>
+      <w:rFonts/>
       <w:color w:val="000000" w:themeColor="text1"/>
     </w:rPr>
     <w:tblPr>
@@ -7043,7 +6870,7 @@
       <w:spacing w:after="0" w:line="240" w:lineRule="auto"/>
     </w:pPr>
     <w:rPr>
-      <w:rFonts w:asciiTheme="majorHAnsi" w:eastAsiaTheme="majorEastAsia" w:hAnsiTheme="majorHAnsi" w:cstheme="majorBidi"/>
+      <w:rFonts/>
       <w:color w:val="000000" w:themeColor="text1"/>
     </w:rPr>
     <w:tblPr>
@@ -7171,7 +6998,7 @@
       <w:spacing w:after="0" w:line="240" w:lineRule="auto"/>
     </w:pPr>
     <w:rPr>
-      <w:rFonts w:asciiTheme="majorHAnsi" w:eastAsiaTheme="majorEastAsia" w:hAnsiTheme="majorHAnsi" w:cstheme="majorBidi"/>
+      <w:rFonts/>
       <w:color w:val="000000" w:themeColor="text1"/>
     </w:rPr>
     <w:tblPr>
@@ -7299,7 +7126,7 @@
       <w:spacing w:after="0" w:line="240" w:lineRule="auto"/>
     </w:pPr>
     <w:rPr>
-      <w:rFonts w:asciiTheme="majorHAnsi" w:eastAsiaTheme="majorEastAsia" w:hAnsiTheme="majorHAnsi" w:cstheme="majorBidi"/>
+      <w:rFonts/>
       <w:color w:val="000000" w:themeColor="text1"/>
     </w:rPr>
     <w:tblPr>
@@ -7938,7 +7765,7 @@
       <w:spacing w:after="0" w:line="240" w:lineRule="auto"/>
     </w:pPr>
     <w:rPr>
-      <w:rFonts w:asciiTheme="majorHAnsi" w:eastAsiaTheme="majorEastAsia" w:hAnsiTheme="majorHAnsi" w:cstheme="majorBidi"/>
+      <w:rFonts/>
       <w:color w:val="000000" w:themeColor="text1"/>
     </w:rPr>
     <w:tblPr>
@@ -8063,7 +7890,7 @@
       <w:spacing w:after="0" w:line="240" w:lineRule="auto"/>
     </w:pPr>
     <w:rPr>
-      <w:rFonts w:asciiTheme="majorHAnsi" w:eastAsiaTheme="majorEastAsia" w:hAnsiTheme="majorHAnsi" w:cstheme="majorBidi"/>
+      <w:rFonts/>
       <w:color w:val="000000" w:themeColor="text1"/>
     </w:rPr>
     <w:tblPr>
@@ -8188,7 +8015,7 @@
       <w:spacing w:after="0" w:line="240" w:lineRule="auto"/>
     </w:pPr>
     <w:rPr>
-      <w:rFonts w:asciiTheme="majorHAnsi" w:eastAsiaTheme="majorEastAsia" w:hAnsiTheme="majorHAnsi" w:cstheme="majorBidi"/>
+      <w:rFonts/>
       <w:color w:val="000000" w:themeColor="text1"/>
     </w:rPr>
     <w:tblPr>
@@ -8313,7 +8140,7 @@
       <w:spacing w:after="0" w:line="240" w:lineRule="auto"/>
     </w:pPr>
     <w:rPr>
-      <w:rFonts w:asciiTheme="majorHAnsi" w:eastAsiaTheme="majorEastAsia" w:hAnsiTheme="majorHAnsi" w:cstheme="majorBidi"/>
+      <w:rFonts/>
       <w:color w:val="000000" w:themeColor="text1"/>
     </w:rPr>
     <w:tblPr>
@@ -8438,7 +8265,7 @@
       <w:spacing w:after="0" w:line="240" w:lineRule="auto"/>
     </w:pPr>
     <w:rPr>
-      <w:rFonts w:asciiTheme="majorHAnsi" w:eastAsiaTheme="majorEastAsia" w:hAnsiTheme="majorHAnsi" w:cstheme="majorBidi"/>
+      <w:rFonts/>
       <w:color w:val="000000" w:themeColor="text1"/>
     </w:rPr>
     <w:tblPr>
@@ -8563,7 +8390,7 @@
       <w:spacing w:after="0" w:line="240" w:lineRule="auto"/>
     </w:pPr>
     <w:rPr>
-      <w:rFonts w:asciiTheme="majorHAnsi" w:eastAsiaTheme="majorEastAsia" w:hAnsiTheme="majorHAnsi" w:cstheme="majorBidi"/>
+      <w:rFonts/>
       <w:color w:val="000000" w:themeColor="text1"/>
     </w:rPr>
     <w:tblPr>
@@ -8688,7 +8515,7 @@
       <w:spacing w:after="0" w:line="240" w:lineRule="auto"/>
     </w:pPr>
     <w:rPr>
-      <w:rFonts w:asciiTheme="majorHAnsi" w:eastAsiaTheme="majorEastAsia" w:hAnsiTheme="majorHAnsi" w:cstheme="majorBidi"/>
+      <w:rFonts/>
       <w:color w:val="000000" w:themeColor="text1"/>
     </w:rPr>
     <w:tblPr>

--- a/az/discovery-articles/2.2 Teleskop.docx
+++ b/az/discovery-articles/2.2 Teleskop.docx
@@ -32,7 +32,7 @@
         <w:rPr>
           <w:sz w:val="20"/>
         </w:rPr>
-        <w:t>Dövr: 1608-ci il (Niderlandda ilk patent); 1609-cu il (Qalileyin astronomik istifadəsi) | Əsas şəxslər: Hans Lipperşey (Niderlandlı ixtiraçı); Qalileo Qaliley (ilk sistemli astronomik istifadə)</w:t>
+        <w:t>Dövr: 1608-ci il — Niderlandda teleskop üçün erkən patent müraciəti; 1609-cu il — Qalileyin teleskopla astronomik müşahidələrə başlaması | Əsas şəxslər: Niderlandlı eynək ustası Hans Lipperşey; teleskopla ilk sistemli astronomik müşahidələr aparan alimlərdən biri olan Qalileo Qaliley</w:t>
       </w:r>
     </w:p>
     <w:p>
@@ -40,7 +40,7 @@
         <w:widowControl/>
       </w:pPr>
       <w:r>
-        <w:t>Teleskop linza və ya güzgülərlə işığı toplayaraq uzaqdakı cisimləri daha yaxın və aydın göstərir. Onunla səma haqqında təsəvvürləri ölçmə və müşahidə ilə yoxlamaq mümkün oldu.</w:t>
+        <w:t>Teleskop linza və ya güzgülərin köməyi ilə işıq toplayaraq uzaqdakı cisimləri daha aydın və təfərrüatlı görməyə imkan verir. Bu cihaz sayəsində səma haqqında irəli sürülən fikirləri yeni müşahidələr və ölçmələrlə yoxlamaq mümkün oldu.</w:t>
       </w:r>
     </w:p>
     <w:p>
@@ -58,7 +58,7 @@
         <w:widowControl/>
       </w:pPr>
       <w:r>
-        <w:t>Niderland eynək ustaları təxminən 1608-ci ildə ilk uzaqgörən boruları hazırladılar.</w:t>
+        <w:t>Niderlandın eynək ustaları təxminən 1608-ci ildə ilk praktik teleskopları hazırladılar.</w:t>
       </w:r>
     </w:p>
     <w:p>
@@ -67,7 +67,7 @@
         <w:widowControl/>
       </w:pPr>
       <w:r>
-        <w:t>Hans Lipperşey erkən patent müraciəti etdi.</w:t>
+        <w:t>Hans Lipperşey bu cihaz üçün erkən patent müraciəti edən ustalardan biri idi.</w:t>
       </w:r>
     </w:p>
     <w:p>
@@ -76,7 +76,7 @@
         <w:widowControl/>
       </w:pPr>
       <w:r>
-        <w:t>Qaliley 1609-cu ildə quruluşu təkmilləşdirib səmaya yönəltdi.</w:t>
+        <w:t>Qaliley 1609-cu ildə teleskopun quruluşunu təkmilləşdirərək onunla səmanı müşahidə etməyə başladı.</w:t>
       </w:r>
     </w:p>
     <w:p>
@@ -85,7 +85,7 @@
         <w:widowControl/>
       </w:pPr>
       <w:r>
-        <w:t>O, Yupiterin peyklərini, Veneranın fazalarını və Aydakı kraterləri gördü.</w:t>
+        <w:t>O, Yupiterin peyklərini, Veneranın fazalarını və Ayın səthindəki kraterləri müşahidə etdi.</w:t>
       </w:r>
     </w:p>
     <w:p>
@@ -94,7 +94,7 @@
         <w:widowControl/>
       </w:pPr>
       <w:r>
-        <w:t>Sonrakı güzgülü teleskoplar və kosmik rəsədxanalar astronomiyanı dəyişdi.</w:t>
+        <w:t>Sonralar güzgülü teleskoplar və kosmik rəsədxanalar astronomiyanın imkanlarını xeyli genişləndirdi.</w:t>
       </w:r>
     </w:p>
     <w:p>
@@ -103,15 +103,7 @@
         <w:widowControl/>
       </w:pPr>
       <w:r>
-        <w:t>Bu nədir</w:t>
-      </w:r>
-    </w:p>
-    <w:p>
-      <w:pPr>
-        <w:widowControl/>
-      </w:pPr>
-      <w:r>
-        <w:t>Teleskop uzaq cisimdən gələn işığı toplayıb fokuslayır ki, göz və ya kamera daha çox detal görə bilsin. Refraktor teleskop linzalardan, reflektor isə əyri güzgüdən istifadə edir. Hər ikisi zəif və ya kiçik görünən mənbəni daha ətraflı müşahidə etməyə imkan verir. Sadə dillə, teleskop adi gözün tuta bildiyindən daha çox işıq toplayır.</w:t>
+        <w:t>Bu nədir?</w:t>
       </w:r>
     </w:p>
     <w:p>
@@ -120,15 +112,7 @@
         <w:widowControl/>
       </w:pPr>
       <w:r>
-        <w:t>Kim kəşf edib və ya yaradıb</w:t>
-      </w:r>
-    </w:p>
-    <w:p>
-      <w:pPr>
-        <w:widowControl/>
-      </w:pPr>
-      <w:r>
-        <w:t>İlk praktik uzaqgörən borular təxminən 1608-ci ildə Niderlandda yarandı. Patent istədiyinə görə Hans Lipperşeyin — Lipperhey kimi də yazılır — adı tez-tez çəkilir; başqa eynək ustaları da yaxın vaxtlarda oxşar iş görürdülər. Qalileo Qaliley 1609-cu ildə cihaz haqqında eşitdi, daha yaxşı linzalar yondu və borunu Aya, planetlərə yönəltdi. Böyütmə fikrini o yaratmamışdı, amma teleskopu elmi alətə çevirdi.</w:t>
+        <w:t>Teleskop uzaqdakı cisimdən gələn işığı toplayıb fokuslayır, yəni təsvir yaratmaq üçün bir yerə cəmləyir. Bunun sayəsində gözlə və ya kamera ilə daha incə təfərrüatları seçmək mümkün olur.</w:t>
       </w:r>
     </w:p>
     <w:p>
@@ -137,15 +121,88 @@
         <w:widowControl/>
       </w:pPr>
       <w:r>
-        <w:t>Nə vaxt və necə yaranıb</w:t>
+        <w:t>Refraktor, yəni linzalı teleskop işığı linzalarla toplayır. Reflektor, yəni güzgülü teleskopda isə bu işi əyri səthli güzgü görür. Hər iki quruluş adi gözlə zəif və ya çox kiçik görünən cisimləri daha yaxşı müşahidə etməyə kömək edir.</w:t>
       </w:r>
     </w:p>
     <w:p>
       <w:pPr>
+        <w:pStyle w:val="Heading1"/>
         <w:widowControl/>
       </w:pPr>
       <w:r>
-        <w:t>Avropada eynək istehsalı artıq mövcud idi. Xəbər yayılanda hökmdarlar hərbi məqsədlə uzağı görmək, alimlər isə səmanı yenidən araşdırmaq istəyirdilər. Qalileyin 1610-cu il «Sidereus Nuncius» əsərində Ay dağları və Yupiterin peykləri barədə məlumat verildi. Sənətkar ixtirasının hazırlıqlı tədqiqatçı ilə qarşılaşması bu müşahidələri mümkün etdi. Kepler və başqaları tezliklə optik nəzəriyyəni təkmilləşdirdilər.</w:t>
+        <w:t>Teleskopun üstünlüyü yalnız görüntünü böyütməsi deyil. O, insan gözünün toplaya bildiyindən daha çox işıq toplayır və buna görə zəif işıqlanan cisimləri də görməyə imkan verir.</w:t>
+      </w:r>
+    </w:p>
+    <w:p>
+      <w:pPr>
+        <w:pStyle w:val="Heading1"/>
+        <w:widowControl/>
+      </w:pPr>
+      <w:r>
+        <w:t>Kim yaradıb?</w:t>
+      </w:r>
+    </w:p>
+    <w:p>
+      <w:pPr>
+        <w:pStyle w:val="Heading1"/>
+        <w:widowControl/>
+      </w:pPr>
+      <w:r>
+        <w:t>İlk praktik teleskoplar təxminən 1608-ci ildə Niderlandda meydana çıxdı. Hans Lipperşeyin — adı Lipperhey kimi də yazılır — patent müraciəti məlum olduğuna görə onun adı bu ixtira ilə tez-tez yanaşı çəkilir. Lakin həmin vaxt başqa eynək ustaları da oxşar cihazlar hazırlayırdılar.</w:t>
+      </w:r>
+    </w:p>
+    <w:p>
+      <w:pPr>
+        <w:pStyle w:val="Heading1"/>
+        <w:widowControl/>
+      </w:pPr>
+      <w:r>
+        <w:t>Qalileo Qaliley 1609-cu ildə bu cihaz haqqında eşitdikdən sonra daha yaxşı linzalar hazırladı və öz teleskopunu qurdu. Ardınca onu Aya və planetlərə yönəltdi.</w:t>
+      </w:r>
+    </w:p>
+    <w:p>
+      <w:pPr>
+        <w:pStyle w:val="Heading1"/>
+        <w:widowControl/>
+      </w:pPr>
+      <w:r>
+        <w:t>Qaliley teleskopun ixtiraçısı deyildi. Onun mühüm töhfəsi cihazı təkmilləşdirməsi, müşahidələrini sistemli şəkildə qeydə alması və teleskopun elmi tədqiqat üçün nə qədər yararlı olduğunu göstərməsi idi.</w:t>
+      </w:r>
+    </w:p>
+    <w:p>
+      <w:pPr>
+        <w:pStyle w:val="Heading1"/>
+        <w:widowControl/>
+      </w:pPr>
+      <w:r>
+        <w:t>Nə vaxt və necə yaranıb?</w:t>
+      </w:r>
+    </w:p>
+    <w:p>
+      <w:pPr>
+        <w:pStyle w:val="Heading1"/>
+        <w:widowControl/>
+      </w:pPr>
+      <w:r>
+        <w:t>Teleskop yarananda Avropada eynək hazırlamaq sənəti artıq inkişaf etmişdi. Uzağı göstərən yeni cihazın xəbəri yayıldıqca hökmdarlar ondan hərbi məqsədlərlə istifadə etməyə, alimlər isə səmanı daha yaxından araşdırmağa maraq göstərdilər.</w:t>
+      </w:r>
+    </w:p>
+    <w:p>
+      <w:pPr>
+        <w:pStyle w:val="Heading1"/>
+        <w:widowControl/>
+      </w:pPr>
+      <w:r>
+        <w:t>Qaliley 1610-cu ildə nəşr etdirdiyi «Sidereus Nuncius» əsərində Ayın dağları və Yupiterin peykləri haqqında məlumat verdi. Ustaların linza hazırlamaq bacarığı ilə alimin müşahidə və araşdırma təcrübəsi bir araya gəlmişdi.</w:t>
+      </w:r>
+    </w:p>
+    <w:p>
+      <w:pPr>
+        <w:pStyle w:val="Heading1"/>
+        <w:widowControl/>
+      </w:pPr>
+      <w:r>
+        <w:t>Çox keçmədən Kepler və başqa alimlər teleskopda təsvirin necə yarandığını izah edən optik nəzəriyyəni inkişaf etdirdilər.</w:t>
       </w:r>
     </w:p>
     <w:p>
@@ -159,10 +216,29 @@
     </w:p>
     <w:p>
       <w:pPr>
+        <w:pStyle w:val="Heading1"/>
         <w:widowControl/>
       </w:pPr>
       <w:r>
-        <w:t>Teleskop səmanın qüsursuz, dəyişməz günbəz olmadığını göstərdi. Yupiterin peykləri kiçik bir sistem yaradır, Venera Ay kimi fazalar göstərirdi. Bu dəlillər kristal sferalar təsəvvüründən daha çox Günəşmərkəzli modelə uyğun gəlirdi. Astronomiyada bucaqların, dövrlərin, sonralar spektrlərin ölçülməsi əsas yer aldı. Cihaz əvvəllər bilinməyən faktları üzə çıxardı.</w:t>
+        <w:t>Teleskop səma cisimlərinin qüsursuz və dəyişməz olması haqqında köhnə təsəvvürləri sarsıtdı. Ayın səthi hamar deyildi. Yupiterin ətrafında peyklər dövr edirdi. Venera isə Ay kimi müxtəlif fazalarda görünürdü.</w:t>
+      </w:r>
+    </w:p>
+    <w:p>
+      <w:pPr>
+        <w:pStyle w:val="Heading1"/>
+        <w:widowControl/>
+      </w:pPr>
+      <w:r>
+        <w:t>Bu müşahidələr bütün göy cisimlərinin yalnız Yer ətrafında fırlandığı təsəvvürünə uyğun gəlmirdi. Xüsusən Veneranın fazaları Günəşmərkəzli modeli dəstəkləyən mühüm dəlillərdən oldu, baxmayaraq ki, təkbaşına həmin modelin yeganə mümkün izah olduğunu sübut etmirdi.</w:t>
+      </w:r>
+    </w:p>
+    <w:p>
+      <w:pPr>
+        <w:pStyle w:val="Heading1"/>
+        <w:widowControl/>
+      </w:pPr>
+      <w:r>
+        <w:t>Astronomiyada göy cisimlərinin mövqelərini, görünən bucaqları və dövretmə müddətlərini ölçmək daha böyük əhəmiyyət qazandı. Sonralar onların işıq spektrləri də araşdırılmağa başladı. Teleskop əvvəllər görünməyən hadisələri üzə çıxararaq nəzəriyyələri yeni faktlarla yoxlamağa imkan verdi.</w:t>
       </w:r>
     </w:p>
     <w:p>
@@ -176,10 +252,11 @@
     </w:p>
     <w:p>
       <w:pPr>
+        <w:pStyle w:val="Heading1"/>
         <w:widowControl/>
       </w:pPr>
       <w:r>
-        <w:t>Nyutonun güzgülü quruluşu ilk linzaların bəzi rəng təhriflərini azaltdı. XIX–XX əsrlərdə nəhəng güzgülər, fotoqrafiya və radioteleskoplar yarandı. Hubble Kosmik Teleskopu və sonrakı kosmik rəsədxanalar şəhər dumanından kənarda müşahidə edir. Hər mərhələ Qalileyin yanaşmasını davam etdirir: daha çox işıq toplamaq, diqqətlə qeydə almaq və yeni nəticələrə açıq olmaq.</w:t>
+        <w:t>Nyutonun hazırladığı güzgülü teleskop işığı toplamaq üçün linza əvəzinə güzgüdən istifadə edirdi. Bu quruluş linzalı teleskoplarda yaranan bəzi rəng təhriflərindən yayınmağa imkan verdi.</w:t>
       </w:r>
     </w:p>
     <w:p>
@@ -188,15 +265,52 @@
         <w:widowControl/>
       </w:pPr>
       <w:r>
-        <w:t>İnsan həyatını necə dəyişib</w:t>
+        <w:t>XIX–XX əsrlərdə böyük güzgülü teleskoplar, astronomik fotoqrafiya və radio dalğalarını qəbul edən radioteleskoplar inkişaf etdi. Hubble Kosmik Teleskopu və sonrakı kosmik rəsədxanalar isə Yer atmosferindən kənarda müşahidə apararaq atmosferin yaratdığı maneələrdən uzaqlaşdı.</w:t>
       </w:r>
     </w:p>
     <w:p>
       <w:pPr>
+        <w:pStyle w:val="Heading1"/>
         <w:widowControl/>
       </w:pPr>
       <w:r>
-        <w:t>Teleskop insanın kainatdakı yeri haqqında təsəvvürünü dəyişdi. Yerin planetlərdən biri, Günəşin isə milyardlarla ulduzdan biri olduğunu öyrəndik. Naviqasiya, vaxt hesabı və peyklərin izlənməsi də səmanın dəqiq öyrənilməsinə bağlıdır. Saturnun halqaları və uzaq qalaktikalar kimi təsvirlər artıq hamının paylaşdığı mədəni sərvətə çevrilib.</w:t>
+        <w:t>Bu inkişafın hər mərhələsində eyni yanaşma davam etdi: daha çox siqnal toplamaq, müşahidələri dəqiq qeydə almaq və nəticələrə əsasən əvvəlki təsəvvürlərə yenidən baxmaq.</w:t>
+      </w:r>
+    </w:p>
+    <w:p>
+      <w:pPr>
+        <w:pStyle w:val="Heading1"/>
+        <w:widowControl/>
+      </w:pPr>
+      <w:r>
+        <w:t>İnsan həyatını necə dəyişib?</w:t>
+      </w:r>
+    </w:p>
+    <w:p>
+      <w:pPr>
+        <w:pStyle w:val="Heading1"/>
+        <w:widowControl/>
+      </w:pPr>
+      <w:r>
+        <w:t>Teleskop insanın kainatdakı yeri haqqında düşüncələrini dəyişdirdi. Yer kürəsinin planetlərdən biri, Günəşin isə milyardlarla ulduzdan biri olduğunu daha yaxşı anladıq.</w:t>
+      </w:r>
+    </w:p>
+    <w:p>
+      <w:pPr>
+        <w:pStyle w:val="Heading1"/>
+        <w:widowControl/>
+      </w:pPr>
+      <w:r>
+        <w:t>Dənizdə istiqamət və mövqe müəyyənləşdirmək, vaxtı dəqiq hesablamaq və peykləri izləmək də səmanın öyrənilməsi ilə sıx bağlıdır.</w:t>
+      </w:r>
+    </w:p>
+    <w:p>
+      <w:pPr>
+        <w:pStyle w:val="Heading1"/>
+        <w:widowControl/>
+      </w:pPr>
+      <w:r>
+        <w:t>Saturnun halqalarının və uzaq qalaktikaların görüntüləri artıq yalnız alimlərə tanış deyil. Onlar kitablar, ekranlar və sərgilər vasitəsilə milyonlarla insana çatır, bəşəriyyətin ortaq mədəni sərvətinin bir hissəsinə çevrilir.</w:t>
       </w:r>
     </w:p>
     <w:p>
@@ -217,7 +331,7 @@
         <w:rPr>
           <w:sz w:val="20"/>
         </w:rPr>
-        <w:t>C Qurumların materialları və ensiklopedik mənbələr</w:t>
+        <w:t>Qurumların materialları və ensiklopedik mənbələr</w:t>
       </w:r>
     </w:p>
     <w:p>
@@ -277,7 +391,7 @@
         <w:rPr>
           <w:sz w:val="20"/>
         </w:rPr>
-        <w:t>D Muzey arxiv və kitabxana materialları</w:t>
+        <w:t>Muzey arxiv və kitabxana materialları</w:t>
       </w:r>
     </w:p>
     <w:p>
@@ -313,7 +427,7 @@
         <w:rPr>
           <w:sz w:val="20"/>
         </w:rPr>
-        <w:t>G Kosmik agentliklər laboratoriyalar və elmi təşkilatlar</w:t>
+        <w:t>Kosmik agentliklər laboratoriyalar və elmi təşkilatlar</w:t>
       </w:r>
     </w:p>
     <w:p>
